--- a/Received/LKG/lkg, rhymes.docx
+++ b/Received/LKG/lkg, rhymes.docx
@@ -74,6 +74,16 @@
                               </w:rPr>
                               <w:t>D-</w:t>
                             </w:r>
+                            <w:r>
+                              <w:rPr>
+                                <w:rFonts w:ascii="Times New Roman" w:hAnsi="Times New Roman" w:cs="Times New Roman"/>
+                                <w:b/>
+                                <w:bCs/>
+                                <w:sz w:val="32"/>
+                                <w:szCs w:val="32"/>
+                              </w:rPr>
+                              <w:t>17</w:t>
+                            </w:r>
                           </w:p>
                         </w:txbxContent>
                       </wps:txbx>
@@ -111,6 +121,16 @@
                           <w:szCs w:val="32"/>
                         </w:rPr>
                         <w:t>D-</w:t>
+                      </w:r>
+                      <w:r>
+                        <w:rPr>
+                          <w:rFonts w:ascii="Times New Roman" w:hAnsi="Times New Roman" w:cs="Times New Roman"/>
+                          <w:b/>
+                          <w:bCs/>
+                          <w:sz w:val="32"/>
+                          <w:szCs w:val="32"/>
+                        </w:rPr>
+                        <w:t>17</w:t>
                       </w:r>
                     </w:p>
                   </w:txbxContent>
@@ -249,23 +269,7 @@
           <w:rFonts w:ascii="Times New Roman" w:hAnsi="Times New Roman" w:cs="Times New Roman"/>
           <w:b/>
         </w:rPr>
-        <w:t xml:space="preserve">Ratnanagar-7, </w:t>
-      </w:r>
-      <w:proofErr w:type="spellStart"/>
-      <w:r>
-        <w:rPr>
-          <w:rFonts w:ascii="Times New Roman" w:hAnsi="Times New Roman" w:cs="Times New Roman"/>
-          <w:b/>
-        </w:rPr>
-        <w:t>Sauraha</w:t>
-      </w:r>
-      <w:proofErr w:type="spellEnd"/>
-      <w:r>
-        <w:rPr>
-          <w:rFonts w:ascii="Times New Roman" w:hAnsi="Times New Roman" w:cs="Times New Roman"/>
-          <w:b/>
-        </w:rPr>
-        <w:t>, Chitwan</w:t>
+        <w:t>Ratnanagar-7, Sauraha, Chitwan</w:t>
       </w:r>
     </w:p>
     <w:p>
@@ -340,25 +344,7 @@
           <w:sz w:val="28"/>
           <w:szCs w:val="28"/>
         </w:rPr>
-        <w:t xml:space="preserve"> </w:t>
-      </w:r>
-      <w:r>
-        <w:rPr>
-          <w:rFonts w:ascii="Times New Roman" w:hAnsi="Times New Roman" w:cs="Times New Roman"/>
-          <w:b/>
-          <w:sz w:val="28"/>
-          <w:szCs w:val="28"/>
-        </w:rPr>
-        <w:t>L</w:t>
-      </w:r>
-      <w:r>
-        <w:rPr>
-          <w:rFonts w:ascii="Times New Roman" w:hAnsi="Times New Roman" w:cs="Times New Roman"/>
-          <w:b/>
-          <w:sz w:val="28"/>
-          <w:szCs w:val="28"/>
-        </w:rPr>
-        <w:t>KG</w:t>
+        <w:t xml:space="preserve"> LKG</w:t>
       </w:r>
       <w:r>
         <w:rPr>
@@ -707,25 +693,7 @@
           <w:sz w:val="28"/>
           <w:szCs w:val="28"/>
         </w:rPr>
-        <w:t xml:space="preserve">d) What is the </w:t>
-      </w:r>
-      <w:proofErr w:type="spellStart"/>
-      <w:r>
-        <w:rPr>
-          <w:rFonts w:ascii="Times New Roman" w:hAnsi="Times New Roman" w:cs="Times New Roman"/>
-          <w:sz w:val="28"/>
-          <w:szCs w:val="28"/>
-        </w:rPr>
-        <w:t>colour</w:t>
-      </w:r>
-      <w:proofErr w:type="spellEnd"/>
-      <w:r>
-        <w:rPr>
-          <w:rFonts w:ascii="Times New Roman" w:hAnsi="Times New Roman" w:cs="Times New Roman"/>
-          <w:sz w:val="28"/>
-          <w:szCs w:val="28"/>
-        </w:rPr>
-        <w:t xml:space="preserve"> of sun?</w:t>
+        <w:t>d) What is the colour of sun?</w:t>
       </w:r>
     </w:p>
     <w:p>
@@ -763,25 +731,7 @@
           <w:sz w:val="28"/>
           <w:szCs w:val="28"/>
         </w:rPr>
-        <w:t xml:space="preserve">f) What is the </w:t>
-      </w:r>
-      <w:proofErr w:type="spellStart"/>
-      <w:r>
-        <w:rPr>
-          <w:rFonts w:ascii="Times New Roman" w:hAnsi="Times New Roman" w:cs="Times New Roman"/>
-          <w:sz w:val="28"/>
-          <w:szCs w:val="28"/>
-        </w:rPr>
-        <w:t>colour</w:t>
-      </w:r>
-      <w:proofErr w:type="spellEnd"/>
-      <w:r>
-        <w:rPr>
-          <w:rFonts w:ascii="Times New Roman" w:hAnsi="Times New Roman" w:cs="Times New Roman"/>
-          <w:sz w:val="28"/>
-          <w:szCs w:val="28"/>
-        </w:rPr>
-        <w:t xml:space="preserve"> of mango?</w:t>
+        <w:t>f) What is the colour of mango?</w:t>
       </w:r>
     </w:p>
     <w:p>
@@ -832,23 +782,13 @@
           <w:szCs w:val="28"/>
         </w:rPr>
       </w:pPr>
-      <w:proofErr w:type="spellStart"/>
-      <w:r>
-        <w:rPr>
-          <w:rFonts w:ascii="Times New Roman" w:hAnsi="Times New Roman" w:cs="Times New Roman"/>
-          <w:sz w:val="28"/>
-          <w:szCs w:val="28"/>
-        </w:rPr>
-        <w:t>i</w:t>
-      </w:r>
-      <w:proofErr w:type="spellEnd"/>
-      <w:r>
-        <w:rPr>
-          <w:rFonts w:ascii="Times New Roman" w:hAnsi="Times New Roman" w:cs="Times New Roman"/>
-          <w:sz w:val="28"/>
-          <w:szCs w:val="28"/>
-        </w:rPr>
-        <w:t>) What is your favorite vegetable?</w:t>
+      <w:r>
+        <w:rPr>
+          <w:rFonts w:ascii="Times New Roman" w:hAnsi="Times New Roman" w:cs="Times New Roman"/>
+          <w:sz w:val="28"/>
+          <w:szCs w:val="28"/>
+        </w:rPr>
+        <w:t>i) What is your favorite vegetable?</w:t>
       </w:r>
     </w:p>
     <w:p>
@@ -886,25 +826,7 @@
           <w:sz w:val="28"/>
           <w:szCs w:val="28"/>
         </w:rPr>
-        <w:t xml:space="preserve">k) What </w:t>
-      </w:r>
-      <w:proofErr w:type="gramStart"/>
-      <w:r>
-        <w:rPr>
-          <w:rFonts w:ascii="Times New Roman" w:hAnsi="Times New Roman" w:cs="Times New Roman"/>
-          <w:sz w:val="28"/>
-          <w:szCs w:val="28"/>
-        </w:rPr>
-        <w:t>is</w:t>
-      </w:r>
-      <w:proofErr w:type="gramEnd"/>
-      <w:r>
-        <w:rPr>
-          <w:rFonts w:ascii="Times New Roman" w:hAnsi="Times New Roman" w:cs="Times New Roman"/>
-          <w:sz w:val="28"/>
-          <w:szCs w:val="28"/>
-        </w:rPr>
-        <w:t xml:space="preserve"> our national animals?</w:t>
+        <w:t>k) What is our national animals?</w:t>
       </w:r>
     </w:p>
     <w:p>
@@ -923,25 +845,7 @@
           <w:sz w:val="28"/>
           <w:szCs w:val="28"/>
         </w:rPr>
-        <w:t xml:space="preserve">l) What is our national </w:t>
-      </w:r>
-      <w:proofErr w:type="spellStart"/>
-      <w:r>
-        <w:rPr>
-          <w:rFonts w:ascii="Times New Roman" w:hAnsi="Times New Roman" w:cs="Times New Roman"/>
-          <w:sz w:val="28"/>
-          <w:szCs w:val="28"/>
-        </w:rPr>
-        <w:t>colour</w:t>
-      </w:r>
-      <w:proofErr w:type="spellEnd"/>
-      <w:r>
-        <w:rPr>
-          <w:rFonts w:ascii="Times New Roman" w:hAnsi="Times New Roman" w:cs="Times New Roman"/>
-          <w:sz w:val="28"/>
-          <w:szCs w:val="28"/>
-        </w:rPr>
-        <w:t>?</w:t>
+        <w:t>l) What is our national colour?</w:t>
       </w:r>
     </w:p>
     <w:p>
@@ -979,25 +883,7 @@
           <w:sz w:val="28"/>
           <w:szCs w:val="28"/>
         </w:rPr>
-        <w:t xml:space="preserve">n) How may month </w:t>
-      </w:r>
-      <w:proofErr w:type="gramStart"/>
-      <w:r>
-        <w:rPr>
-          <w:rFonts w:ascii="Times New Roman" w:hAnsi="Times New Roman" w:cs="Times New Roman"/>
-          <w:sz w:val="28"/>
-          <w:szCs w:val="28"/>
-        </w:rPr>
-        <w:t>are</w:t>
-      </w:r>
-      <w:proofErr w:type="gramEnd"/>
-      <w:r>
-        <w:rPr>
-          <w:rFonts w:ascii="Times New Roman" w:hAnsi="Times New Roman" w:cs="Times New Roman"/>
-          <w:sz w:val="28"/>
-          <w:szCs w:val="28"/>
-        </w:rPr>
-        <w:t xml:space="preserve"> there in a year?</w:t>
+        <w:t>n) How may month are there in a year?</w:t>
       </w:r>
     </w:p>
     <w:p>
@@ -1671,25 +1557,7 @@
           <w:sz w:val="28"/>
           <w:szCs w:val="28"/>
         </w:rPr>
-        <w:t>3.</w:t>
-      </w:r>
-      <w:proofErr w:type="gramStart"/>
-      <w:r>
-        <w:rPr>
-          <w:rFonts w:ascii="Times New Roman" w:hAnsi="Times New Roman" w:cs="Times New Roman"/>
-          <w:sz w:val="28"/>
-          <w:szCs w:val="28"/>
-        </w:rPr>
-        <w:t>Rhymes  [</w:t>
-      </w:r>
-      <w:proofErr w:type="gramEnd"/>
-      <w:r>
-        <w:rPr>
-          <w:rFonts w:ascii="Times New Roman" w:hAnsi="Times New Roman" w:cs="Times New Roman"/>
-          <w:sz w:val="28"/>
-          <w:szCs w:val="28"/>
-        </w:rPr>
-        <w:t>5]</w:t>
+        <w:t>3.Rhymes  [5]</w:t>
       </w:r>
     </w:p>
     <w:p>

--- a/Received/LKG/lkg, rhymes.docx
+++ b/Received/LKG/lkg, rhymes.docx
@@ -864,7 +864,23 @@
           <w:sz w:val="28"/>
           <w:szCs w:val="28"/>
         </w:rPr>
-        <w:t>m) How many days are in these in a week?</w:t>
+        <w:t xml:space="preserve">m) How many days are </w:t>
+      </w:r>
+      <w:r>
+        <w:rPr>
+          <w:rFonts w:ascii="Times New Roman" w:hAnsi="Times New Roman" w:cs="Times New Roman"/>
+          <w:sz w:val="28"/>
+          <w:szCs w:val="28"/>
+        </w:rPr>
+        <w:t xml:space="preserve">there </w:t>
+      </w:r>
+      <w:r>
+        <w:rPr>
+          <w:rFonts w:ascii="Times New Roman" w:hAnsi="Times New Roman" w:cs="Times New Roman"/>
+          <w:sz w:val="28"/>
+          <w:szCs w:val="28"/>
+        </w:rPr>
+        <w:t>in a week?</w:t>
       </w:r>
     </w:p>
     <w:p>
@@ -951,6 +967,117 @@
           <w:szCs w:val="28"/>
         </w:rPr>
         <w:t>2. Say the following pictures</w:t>
+      </w:r>
+      <w:r>
+        <w:rPr>
+          <w:rFonts w:ascii="Times New Roman" w:hAnsi="Times New Roman" w:cs="Times New Roman"/>
+          <w:b/>
+          <w:bCs/>
+          <w:sz w:val="28"/>
+          <w:szCs w:val="28"/>
+        </w:rPr>
+        <w:t>.</w:t>
+      </w:r>
+      <w:r>
+        <w:rPr>
+          <w:rFonts w:ascii="Times New Roman" w:hAnsi="Times New Roman" w:cs="Times New Roman"/>
+          <w:b/>
+          <w:bCs/>
+          <w:sz w:val="28"/>
+          <w:szCs w:val="28"/>
+        </w:rPr>
+        <w:tab/>
+      </w:r>
+      <w:r>
+        <w:rPr>
+          <w:rFonts w:ascii="Times New Roman" w:hAnsi="Times New Roman" w:cs="Times New Roman"/>
+          <w:b/>
+          <w:bCs/>
+          <w:sz w:val="28"/>
+          <w:szCs w:val="28"/>
+        </w:rPr>
+        <w:tab/>
+      </w:r>
+      <w:r>
+        <w:rPr>
+          <w:rFonts w:ascii="Times New Roman" w:hAnsi="Times New Roman" w:cs="Times New Roman"/>
+          <w:b/>
+          <w:bCs/>
+          <w:sz w:val="28"/>
+          <w:szCs w:val="28"/>
+        </w:rPr>
+        <w:tab/>
+      </w:r>
+      <w:r>
+        <w:rPr>
+          <w:rFonts w:ascii="Times New Roman" w:hAnsi="Times New Roman" w:cs="Times New Roman"/>
+          <w:b/>
+          <w:bCs/>
+          <w:sz w:val="28"/>
+          <w:szCs w:val="28"/>
+        </w:rPr>
+        <w:tab/>
+      </w:r>
+      <w:r>
+        <w:rPr>
+          <w:rFonts w:ascii="Times New Roman" w:hAnsi="Times New Roman" w:cs="Times New Roman"/>
+          <w:b/>
+          <w:bCs/>
+          <w:sz w:val="28"/>
+          <w:szCs w:val="28"/>
+        </w:rPr>
+        <w:tab/>
+      </w:r>
+      <w:r>
+        <w:rPr>
+          <w:rFonts w:ascii="Times New Roman" w:hAnsi="Times New Roman" w:cs="Times New Roman"/>
+          <w:b/>
+          <w:bCs/>
+          <w:sz w:val="28"/>
+          <w:szCs w:val="28"/>
+        </w:rPr>
+        <w:tab/>
+      </w:r>
+      <w:r>
+        <w:rPr>
+          <w:rFonts w:ascii="Times New Roman" w:hAnsi="Times New Roman" w:cs="Times New Roman"/>
+          <w:b/>
+          <w:bCs/>
+          <w:sz w:val="28"/>
+          <w:szCs w:val="28"/>
+        </w:rPr>
+        <w:tab/>
+      </w:r>
+      <w:r>
+        <w:rPr>
+          <w:rFonts w:ascii="Times New Roman" w:hAnsi="Times New Roman" w:cs="Times New Roman"/>
+          <w:b/>
+          <w:bCs/>
+          <w:sz w:val="28"/>
+          <w:szCs w:val="28"/>
+        </w:rPr>
+        <w:tab/>
+      </w:r>
+      <w:r>
+        <w:rPr>
+          <w:rFonts w:ascii="Times New Roman" w:hAnsi="Times New Roman" w:cs="Times New Roman"/>
+          <w:b/>
+          <w:bCs/>
+          <w:sz w:val="28"/>
+          <w:szCs w:val="28"/>
+        </w:rPr>
+        <w:tab/>
+      </w:r>
+      <w:r>
+        <w:rPr>
+          <w:rFonts w:ascii="Times New Roman" w:hAnsi="Times New Roman" w:cs="Times New Roman"/>
+          <w:b/>
+          <w:bCs/>
+          <w:sz w:val="28"/>
+          <w:szCs w:val="28"/>
+        </w:rPr>
+        <w:tab/>
+        <w:t>[5]</w:t>
       </w:r>
     </w:p>
     <w:p>
@@ -1627,6 +1754,367 @@
           <w:szCs w:val="28"/>
         </w:rPr>
       </w:pPr>
+    </w:p>
+    <w:p>
+      <w:pPr>
+        <w:spacing w:before="0" w:beforeAutospacing="0" w:after="0"/>
+        <w:rPr>
+          <w:rFonts w:ascii="Times New Roman" w:hAnsi="Times New Roman" w:cs="Times New Roman"/>
+          <w:sz w:val="28"/>
+          <w:szCs w:val="28"/>
+        </w:rPr>
+      </w:pPr>
+      <w:r>
+        <w:rPr>
+          <w:rFonts w:ascii="Times New Roman" w:hAnsi="Times New Roman" w:cs="Times New Roman"/>
+          <w:sz w:val="28"/>
+          <w:szCs w:val="28"/>
+        </w:rPr>
+        <w:t>3. Rhymes</w:t>
+      </w:r>
+      <w:r>
+        <w:rPr>
+          <w:rFonts w:ascii="Times New Roman" w:hAnsi="Times New Roman" w:cs="Times New Roman"/>
+          <w:sz w:val="28"/>
+          <w:szCs w:val="28"/>
+        </w:rPr>
+        <w:tab/>
+      </w:r>
+      <w:r>
+        <w:rPr>
+          <w:rFonts w:ascii="Times New Roman" w:hAnsi="Times New Roman" w:cs="Times New Roman"/>
+          <w:sz w:val="28"/>
+          <w:szCs w:val="28"/>
+        </w:rPr>
+        <w:tab/>
+      </w:r>
+      <w:r>
+        <w:rPr>
+          <w:rFonts w:ascii="Times New Roman" w:hAnsi="Times New Roman" w:cs="Times New Roman"/>
+          <w:sz w:val="28"/>
+          <w:szCs w:val="28"/>
+        </w:rPr>
+        <w:tab/>
+      </w:r>
+      <w:r>
+        <w:rPr>
+          <w:rFonts w:ascii="Times New Roman" w:hAnsi="Times New Roman" w:cs="Times New Roman"/>
+          <w:sz w:val="28"/>
+          <w:szCs w:val="28"/>
+        </w:rPr>
+        <w:tab/>
+      </w:r>
+      <w:r>
+        <w:rPr>
+          <w:rFonts w:ascii="Times New Roman" w:hAnsi="Times New Roman" w:cs="Times New Roman"/>
+          <w:sz w:val="28"/>
+          <w:szCs w:val="28"/>
+        </w:rPr>
+        <w:tab/>
+      </w:r>
+      <w:r>
+        <w:rPr>
+          <w:rFonts w:ascii="Times New Roman" w:hAnsi="Times New Roman" w:cs="Times New Roman"/>
+          <w:sz w:val="28"/>
+          <w:szCs w:val="28"/>
+        </w:rPr>
+        <w:tab/>
+      </w:r>
+      <w:r>
+        <w:rPr>
+          <w:rFonts w:ascii="Times New Roman" w:hAnsi="Times New Roman" w:cs="Times New Roman"/>
+          <w:sz w:val="28"/>
+          <w:szCs w:val="28"/>
+        </w:rPr>
+        <w:tab/>
+      </w:r>
+      <w:r>
+        <w:rPr>
+          <w:rFonts w:ascii="Times New Roman" w:hAnsi="Times New Roman" w:cs="Times New Roman"/>
+          <w:sz w:val="28"/>
+          <w:szCs w:val="28"/>
+        </w:rPr>
+        <w:tab/>
+      </w:r>
+      <w:r>
+        <w:rPr>
+          <w:rFonts w:ascii="Times New Roman" w:hAnsi="Times New Roman" w:cs="Times New Roman"/>
+          <w:sz w:val="28"/>
+          <w:szCs w:val="28"/>
+        </w:rPr>
+        <w:tab/>
+      </w:r>
+      <w:r>
+        <w:rPr>
+          <w:rFonts w:ascii="Times New Roman" w:hAnsi="Times New Roman" w:cs="Times New Roman"/>
+          <w:sz w:val="28"/>
+          <w:szCs w:val="28"/>
+        </w:rPr>
+        <w:tab/>
+      </w:r>
+      <w:r>
+        <w:rPr>
+          <w:rFonts w:ascii="Times New Roman" w:hAnsi="Times New Roman" w:cs="Times New Roman"/>
+          <w:sz w:val="28"/>
+          <w:szCs w:val="28"/>
+        </w:rPr>
+        <w:tab/>
+      </w:r>
+      <w:r>
+        <w:rPr>
+          <w:rFonts w:ascii="Times New Roman" w:hAnsi="Times New Roman" w:cs="Times New Roman"/>
+          <w:sz w:val="28"/>
+          <w:szCs w:val="28"/>
+        </w:rPr>
+        <w:tab/>
+      </w:r>
+      <w:r>
+        <w:rPr>
+          <w:rFonts w:ascii="Times New Roman" w:hAnsi="Times New Roman" w:cs="Times New Roman"/>
+          <w:sz w:val="28"/>
+          <w:szCs w:val="28"/>
+        </w:rPr>
+        <w:tab/>
+        <w:t>[5]</w:t>
+      </w:r>
+    </w:p>
+    <w:p>
+      <w:pPr>
+        <w:spacing w:before="0" w:beforeAutospacing="0" w:after="0"/>
+        <w:rPr>
+          <w:rFonts w:ascii="Times New Roman" w:hAnsi="Times New Roman" w:cs="Times New Roman"/>
+          <w:sz w:val="28"/>
+          <w:szCs w:val="28"/>
+        </w:rPr>
+      </w:pPr>
+      <w:r>
+        <w:rPr>
+          <w:rFonts w:ascii="Times New Roman" w:hAnsi="Times New Roman" w:cs="Times New Roman"/>
+          <w:sz w:val="28"/>
+          <w:szCs w:val="28"/>
+        </w:rPr>
+        <w:t>4. Dance</w:t>
+      </w:r>
+      <w:r>
+        <w:rPr>
+          <w:rFonts w:ascii="Times New Roman" w:hAnsi="Times New Roman" w:cs="Times New Roman"/>
+          <w:sz w:val="28"/>
+          <w:szCs w:val="28"/>
+        </w:rPr>
+        <w:tab/>
+      </w:r>
+      <w:r>
+        <w:rPr>
+          <w:rFonts w:ascii="Times New Roman" w:hAnsi="Times New Roman" w:cs="Times New Roman"/>
+          <w:sz w:val="28"/>
+          <w:szCs w:val="28"/>
+        </w:rPr>
+        <w:tab/>
+      </w:r>
+      <w:r>
+        <w:rPr>
+          <w:rFonts w:ascii="Times New Roman" w:hAnsi="Times New Roman" w:cs="Times New Roman"/>
+          <w:sz w:val="28"/>
+          <w:szCs w:val="28"/>
+        </w:rPr>
+        <w:tab/>
+      </w:r>
+      <w:r>
+        <w:rPr>
+          <w:rFonts w:ascii="Times New Roman" w:hAnsi="Times New Roman" w:cs="Times New Roman"/>
+          <w:sz w:val="28"/>
+          <w:szCs w:val="28"/>
+        </w:rPr>
+        <w:tab/>
+      </w:r>
+      <w:r>
+        <w:rPr>
+          <w:rFonts w:ascii="Times New Roman" w:hAnsi="Times New Roman" w:cs="Times New Roman"/>
+          <w:sz w:val="28"/>
+          <w:szCs w:val="28"/>
+        </w:rPr>
+        <w:tab/>
+      </w:r>
+      <w:r>
+        <w:rPr>
+          <w:rFonts w:ascii="Times New Roman" w:hAnsi="Times New Roman" w:cs="Times New Roman"/>
+          <w:sz w:val="28"/>
+          <w:szCs w:val="28"/>
+        </w:rPr>
+        <w:tab/>
+      </w:r>
+      <w:r>
+        <w:rPr>
+          <w:rFonts w:ascii="Times New Roman" w:hAnsi="Times New Roman" w:cs="Times New Roman"/>
+          <w:sz w:val="28"/>
+          <w:szCs w:val="28"/>
+        </w:rPr>
+        <w:tab/>
+      </w:r>
+      <w:r>
+        <w:rPr>
+          <w:rFonts w:ascii="Times New Roman" w:hAnsi="Times New Roman" w:cs="Times New Roman"/>
+          <w:sz w:val="28"/>
+          <w:szCs w:val="28"/>
+        </w:rPr>
+        <w:tab/>
+      </w:r>
+      <w:r>
+        <w:rPr>
+          <w:rFonts w:ascii="Times New Roman" w:hAnsi="Times New Roman" w:cs="Times New Roman"/>
+          <w:sz w:val="28"/>
+          <w:szCs w:val="28"/>
+        </w:rPr>
+        <w:tab/>
+      </w:r>
+      <w:r>
+        <w:rPr>
+          <w:rFonts w:ascii="Times New Roman" w:hAnsi="Times New Roman" w:cs="Times New Roman"/>
+          <w:sz w:val="28"/>
+          <w:szCs w:val="28"/>
+        </w:rPr>
+        <w:tab/>
+      </w:r>
+      <w:r>
+        <w:rPr>
+          <w:rFonts w:ascii="Times New Roman" w:hAnsi="Times New Roman" w:cs="Times New Roman"/>
+          <w:sz w:val="28"/>
+          <w:szCs w:val="28"/>
+        </w:rPr>
+        <w:tab/>
+      </w:r>
+      <w:r>
+        <w:rPr>
+          <w:rFonts w:ascii="Times New Roman" w:hAnsi="Times New Roman" w:cs="Times New Roman"/>
+          <w:sz w:val="28"/>
+          <w:szCs w:val="28"/>
+        </w:rPr>
+        <w:tab/>
+      </w:r>
+      <w:r>
+        <w:rPr>
+          <w:rFonts w:ascii="Times New Roman" w:hAnsi="Times New Roman" w:cs="Times New Roman"/>
+          <w:sz w:val="28"/>
+          <w:szCs w:val="28"/>
+        </w:rPr>
+        <w:tab/>
+        <w:t>[5]</w:t>
+      </w:r>
+    </w:p>
+    <w:p>
+      <w:pPr>
+        <w:spacing w:before="0" w:beforeAutospacing="0" w:after="0"/>
+        <w:rPr>
+          <w:rFonts w:ascii="Times New Roman" w:hAnsi="Times New Roman" w:cs="Times New Roman"/>
+          <w:sz w:val="28"/>
+          <w:szCs w:val="28"/>
+        </w:rPr>
+      </w:pPr>
+      <w:r>
+        <w:rPr>
+          <w:rFonts w:ascii="Times New Roman" w:hAnsi="Times New Roman" w:cs="Times New Roman"/>
+          <w:sz w:val="28"/>
+          <w:szCs w:val="28"/>
+        </w:rPr>
+        <w:t>5. Neat and clean</w:t>
+      </w:r>
+      <w:r>
+        <w:rPr>
+          <w:rFonts w:ascii="Times New Roman" w:hAnsi="Times New Roman" w:cs="Times New Roman"/>
+          <w:sz w:val="28"/>
+          <w:szCs w:val="28"/>
+        </w:rPr>
+        <w:tab/>
+      </w:r>
+      <w:r>
+        <w:rPr>
+          <w:rFonts w:ascii="Times New Roman" w:hAnsi="Times New Roman" w:cs="Times New Roman"/>
+          <w:sz w:val="28"/>
+          <w:szCs w:val="28"/>
+        </w:rPr>
+        <w:tab/>
+      </w:r>
+      <w:r>
+        <w:rPr>
+          <w:rFonts w:ascii="Times New Roman" w:hAnsi="Times New Roman" w:cs="Times New Roman"/>
+          <w:sz w:val="28"/>
+          <w:szCs w:val="28"/>
+        </w:rPr>
+        <w:tab/>
+      </w:r>
+      <w:r>
+        <w:rPr>
+          <w:rFonts w:ascii="Times New Roman" w:hAnsi="Times New Roman" w:cs="Times New Roman"/>
+          <w:sz w:val="28"/>
+          <w:szCs w:val="28"/>
+        </w:rPr>
+        <w:tab/>
+      </w:r>
+      <w:r>
+        <w:rPr>
+          <w:rFonts w:ascii="Times New Roman" w:hAnsi="Times New Roman" w:cs="Times New Roman"/>
+          <w:sz w:val="28"/>
+          <w:szCs w:val="28"/>
+        </w:rPr>
+        <w:tab/>
+      </w:r>
+      <w:r>
+        <w:rPr>
+          <w:rFonts w:ascii="Times New Roman" w:hAnsi="Times New Roman" w:cs="Times New Roman"/>
+          <w:sz w:val="28"/>
+          <w:szCs w:val="28"/>
+        </w:rPr>
+        <w:tab/>
+      </w:r>
+      <w:r>
+        <w:rPr>
+          <w:rFonts w:ascii="Times New Roman" w:hAnsi="Times New Roman" w:cs="Times New Roman"/>
+          <w:sz w:val="28"/>
+          <w:szCs w:val="28"/>
+        </w:rPr>
+        <w:tab/>
+      </w:r>
+      <w:r>
+        <w:rPr>
+          <w:rFonts w:ascii="Times New Roman" w:hAnsi="Times New Roman" w:cs="Times New Roman"/>
+          <w:sz w:val="28"/>
+          <w:szCs w:val="28"/>
+        </w:rPr>
+        <w:tab/>
+      </w:r>
+      <w:r>
+        <w:rPr>
+          <w:rFonts w:ascii="Times New Roman" w:hAnsi="Times New Roman" w:cs="Times New Roman"/>
+          <w:sz w:val="28"/>
+          <w:szCs w:val="28"/>
+        </w:rPr>
+        <w:tab/>
+      </w:r>
+      <w:r>
+        <w:rPr>
+          <w:rFonts w:ascii="Times New Roman" w:hAnsi="Times New Roman" w:cs="Times New Roman"/>
+          <w:sz w:val="28"/>
+          <w:szCs w:val="28"/>
+        </w:rPr>
+        <w:tab/>
+      </w:r>
+      <w:r>
+        <w:rPr>
+          <w:rFonts w:ascii="Times New Roman" w:hAnsi="Times New Roman" w:cs="Times New Roman"/>
+          <w:sz w:val="28"/>
+          <w:szCs w:val="28"/>
+        </w:rPr>
+        <w:tab/>
+      </w:r>
+      <w:r>
+        <w:rPr>
+          <w:rFonts w:ascii="Times New Roman" w:hAnsi="Times New Roman" w:cs="Times New Roman"/>
+          <w:sz w:val="28"/>
+          <w:szCs w:val="28"/>
+        </w:rPr>
+        <w:tab/>
+        <w:t>[5]</w:t>
+      </w:r>
     </w:p>
     <w:p>
       <w:pPr>
